--- a/CAPSTONE/Fase_2/Evidencias_Proyecto/Documento de inicio de proyecto.docx
+++ b/CAPSTONE/Fase_2/Evidencias_Proyecto/Documento de inicio de proyecto.docx
@@ -144,7 +144,14 @@
           <w:rFonts w:ascii="Arial" w:hAnsi="Arial" w:cs="Arial"/>
           <w:lang w:val="es-CL"/>
         </w:rPr>
-        <w:t>Kevin Peredo</w:t>
+        <w:t>Kevin Pered</w:t>
+      </w:r>
+      <w:r>
+        <w:rPr>
+          <w:rFonts w:ascii="Arial" w:hAnsi="Arial" w:cs="Arial"/>
+          <w:lang w:val="es-CL"/>
+        </w:rPr>
+        <w:t>o</w:t>
       </w:r>
       <w:r>
         <w:rPr>
@@ -954,7 +961,7 @@
                 <w:noProof/>
                 <w:lang w:val="es-CL"/>
               </w:rPr>
-              <w:t>8 Riesgos y tratamiento</w:t>
+              <w:t>8 Gestión de riesgos</w:t>
             </w:r>
             <w:r>
               <w:rPr>
@@ -1243,14 +1250,7 @@
           <w:rFonts w:ascii="Arial" w:hAnsi="Arial" w:cs="Arial"/>
           <w:lang w:val="es-CL"/>
         </w:rPr>
-        <w:t>AloApp (ALO Field App) es una aplicación móvil en Flutter para Android que permite a los técnicos de mantenimiento de Alo Group identificarse y consultar, de forma oportuna y ordenada, únicamente las órdenes de mantenimiento que tienen asignadas. La solución se desarrolla como Proyecto APT del Capstone de Ingeniería en Informática en Duoc UC Plaza Norte, por Kevin Peredo e Ian Ampuero, bajo una metodología tradicional o en cascada</w:t>
-      </w:r>
-      <w:r>
-        <w:rPr>
-          <w:rFonts w:ascii="Arial" w:hAnsi="Arial" w:cs="Arial"/>
-          <w:lang w:val="es-CL"/>
-        </w:rPr>
-        <w:t>.</w:t>
+        <w:t>AloApp (ALO Field App) es una aplicación móvil en Flutter para técnicos de mantenimiento de Alo Group, una empresa real cuyas operaciones se ejecutan en terreno. El técnico se identifica con su correo corporativo, consulta las órdenes de mantención que le corresponden en SAP Business One y registra su avance en terreno: las tareas y los materiales de la orden en SAP, el ciclo de estado de su actividad en el dispositivo y la consulta de la ubicación de la obra. La solución se desarrolla como Proyecto APT del Capstone de Ingeniería en Informática en Duoc UC Plaza Norte, por Kevin Peredo e Ian Ampuero, bajo una metodología tradicional o en cascada organizada en las tres fases de la asignatura.</w:t>
       </w:r>
     </w:p>
     <w:p>
@@ -1267,7 +1267,7 @@
           <w:rFonts w:ascii="Arial" w:hAnsi="Arial" w:cs="Arial"/>
           <w:lang w:val="es-CL"/>
         </w:rPr>
-        <w:t>El proyecto aborda la falta de acceso directo del técnico a la información de sus órdenes, que reside en una base de datos de Alo Group no disponible de forma directa durante la jornada. Su propuesta combina una arquitectura Feature-First en capas (Presentation, BLoC, Repository y Service), desacoplada de la fuente de datos, con un control de acceso transversal que restringe a cada técnico a sus propias órdenes. El stack documentado es Flutter y Dart, flutter_bloc, Dio, get_it y flutter_dotenv, con el código versionado en GitHub (kurito777/AloApp).</w:t>
+        <w:t>El proyecto busca poner al alcance del técnico, durante su jornada, la información de sus órdenes, que reside en SAP Business One. Su propuesta combina una arquitectura Feature-First en capas (Presentation, BLoC, Repository y Service), desacoplada de la fuente de datos, con un control de acceso que restringe a cada técnico a las órdenes que le corresponden. El stack es Flutter y Dart, flutter_bloc, go_router, Dio, get_it, flutter_secure_storage y flutter_dotenv, con integración a SAP B1 Service Layer a través de un proxy local de desarrollo y el código versionado en GitHub (kurito777/AloApp).</w:t>
       </w:r>
     </w:p>
     <w:p>
@@ -1354,7 +1354,7 @@
           <w:rFonts w:ascii="Arial" w:hAnsi="Arial" w:cs="Arial"/>
           <w:lang w:val="es-CL"/>
         </w:rPr>
-        <w:t>AloApp responde a esa brecha para Alo Group, una empresa real de mantenimiento. Su aporte está en cómo resuelve, sobre un caso concreto, la identificación segura del técnico, el acceso controlado a la información que le corresponde y una arquitectura desacoplada de la fuente de datos, que permite evolucionar el sistema sin reescribir la aplicación móvil. El caso de Alo Group es el escenario sobre el que se valida el diseño.</w:t>
+        <w:t>AloApp responde a esa necesidad para Alo Group, una empresa real de mantenimiento. Su aporte está en cómo resuelve, sobre un caso concreto, la identificación del técnico, el acceso controlado a la información que le corresponde y una arquitectura desacoplada de la fuente de datos, que permite evolucionar el sistema sin reescribir la aplicación móvil. El caso de Alo Group es el escenario sobre el que se valida el diseño.</w:t>
       </w:r>
     </w:p>
     <w:p>
@@ -1371,7 +1371,8 @@
           <w:rFonts w:ascii="Arial" w:hAnsi="Arial" w:cs="Arial"/>
           <w:lang w:val="es-CL"/>
         </w:rPr>
-        <w:t>La formulación del problema procede de la documentación de Fase 1 elaborada por el equipo: el Informe de Fase 1, el Acta de Constitución y la Ficha de Proyecto. Este documento no añade entrevistas, encuestas ni cifras de mercado que no consten en esas evidencias.</w:t>
+        <w:lastRenderedPageBreak/>
+        <w:t>La formulación del problema procede de la documentación de Fase 1 elaborada por el equipo (Informe de Fase 1, Acta de Constitución y Ficha de Proyecto) y del estado actual del código del repositorio. Este documento se apoya en esas evidencias.</w:t>
       </w:r>
     </w:p>
     <w:p>
@@ -1390,7 +1391,6 @@
           <w:rFonts w:ascii="Arial" w:hAnsi="Arial" w:cs="Arial"/>
           <w:lang w:val="es-CL"/>
         </w:rPr>
-        <w:lastRenderedPageBreak/>
         <w:t>3 Definición del problema y justificación</w:t>
       </w:r>
       <w:bookmarkEnd w:id="3"/>
@@ -1426,7 +1426,7 @@
           <w:rFonts w:ascii="Arial" w:hAnsi="Arial" w:cs="Arial"/>
           <w:lang w:val="es-CL"/>
         </w:rPr>
-        <w:t>AloApp se justifica por el valor de negocio que entrega: reduce tiempos muertos y errores de coordinación, da visibilidad inmediata del trabajo asignado a cada técnico y establece una base tecnológica desacoplada sobre la cual crecer, con nuevas integraciones y funciones, sin rehacer la aplicación. El control de acceso por técnico protege además la confidencialidad de la información operativa de Alo Group.</w:t>
+        <w:t>AloApp se justifica por el valor de negocio que entrega: reduce tiempos muertos y errores de coordinación, da visibilidad inmediata del trabajo asignado a cada técnico, permite registrar el avance de cada orden desde terreno y establece una base tecnológica desacoplada sobre la cual crecer, con nuevas integraciones y funciones, sin rehacer la aplicación. El control de acceso por técnico protege además la confidencialidad de la información operativa de Alo Group.</w:t>
       </w:r>
     </w:p>
     <w:p>
@@ -1443,7 +1443,7 @@
           <w:rFonts w:ascii="Arial" w:hAnsi="Arial" w:cs="Arial"/>
           <w:lang w:val="es-CL"/>
         </w:rPr>
-        <w:t>La relevancia académica proviene de integrar, sobre un caso empresarial real, desarrollo móvil con buenas prácticas, integración con sistemas y fuentes de datos existentes, control de acceso, pruebas y gestión del proyecto. Ninguno de esos elementos se acredita solo con una declaración: el repositorio, los requisitos, el diseño y las evidencias de prueba deben permitir que otro evaluador siga el mismo trabajo.</w:t>
+        <w:t>La relevancia académica proviene de integrar, sobre un caso empresarial real, desarrollo móvil con buenas prácticas, integración con un ERP existente (SAP Business One), control de acceso, pruebas y gestión del proyecto. Ninguno de esos elementos se acredita solo con una declaración: el repositorio, los requisitos, el diseño y las evidencias de prueba deben permitir que otro evaluador siga el mismo trabajo.</w:t>
       </w:r>
     </w:p>
     <w:p>
@@ -1480,7 +1480,7 @@
           <w:rFonts w:ascii="Arial" w:hAnsi="Arial" w:cs="Arial"/>
           <w:lang w:val="es-CL"/>
         </w:rPr>
-        <w:t>El Informe de Fase 1 vincula el proyecto con cuatro competencias del perfil de egreso de Ingeniería en Informática. Desarrollar una solución de software con técnicas que sistematicen el desarrollo y el mantenimiento se apoya en la arquitectura Feature-First en capas y el control de versiones, y el equipo la declara con nivel Excelente Dominio. Gestionar proyectos informáticos se apoya en la planificación por fases, el alcance acotado, el plan de trabajo y la carta Gantt, con nivel Alto Dominio. Construir modelos de datos que soporten los requerimientos se apoya en la capa de acceso a datos desacoplada sobre la base de datos existente, con nivel Alto Dominio. Realizar pruebas de certificación se apoya en las pruebas funcionales sobre identificación y restricción de acceso, y es la competencia declarada con Dominio Insuficiente, que el proyecto permite fortalecer.</w:t>
+        <w:t>El Informe de Fase 1 vincula el proyecto con cuatro competencias del perfil de egreso de Ingeniería en Informática. Desarrollar una solución de software con técnicas que sistematicen el desarrollo y el mantenimiento se apoya en la arquitectura Feature-First en capas y el control de versiones, y el equipo la declara con nivel Excelente Dominio. Gestionar proyectos informáticos se apoya en la planificación por fases, el alcance acotado, el plan de trabajo y la carta Gantt, con nivel Alto Dominio. Construir modelos de datos que soporten los requerimientos se apoya en la capa de acceso a datos desacoplada sobre los datos existentes de Alo Group, con nivel Alto Dominio. Realizar pruebas de certificación se apoya en las pruebas funcionales y automatizadas, y es la competencia que el proyecto permite fortalecer.</w:t>
       </w:r>
     </w:p>
     <w:p>
@@ -1514,6 +1514,7 @@
           <w:rFonts w:ascii="Arial" w:hAnsi="Arial" w:cs="Arial"/>
           <w:lang w:val="es-CL"/>
         </w:rPr>
+        <w:lastRenderedPageBreak/>
         <w:t>La cobertura de los requisitos se controla mediante la Matriz de Trazabilidad, y la validación funcional queda registrada en el Plan de Pruebas.</w:t>
       </w:r>
     </w:p>
@@ -1533,7 +1534,6 @@
           <w:rFonts w:ascii="Arial" w:hAnsi="Arial" w:cs="Arial"/>
           <w:lang w:val="es-CL"/>
         </w:rPr>
-        <w:lastRenderedPageBreak/>
         <w:t>5 Objetivos y resultados verificables</w:t>
       </w:r>
       <w:bookmarkEnd w:id="5"/>
@@ -1552,7 +1552,7 @@
           <w:rFonts w:ascii="Arial" w:hAnsi="Arial" w:cs="Arial"/>
           <w:lang w:val="es-CL"/>
         </w:rPr>
-        <w:t>El objetivo general es desarrollar AloApp, una aplicación móvil en Flutter que permita a los técnicos de mantenimiento de Alo Group autenticarse de forma segura y consultar de manera oportuna, ordenada y exclusiva las órdenes de mantenimiento que tienen asignadas, mediante una arquitectura desacoplada que mejore el control operativo y la trazabilidad de las intervenciones en terreno. Los objetivos específicos se expresan con resultados observables para facilitar su evaluación.</w:t>
+        <w:t>El objetivo general es desarrollar AloApp, una aplicación móvil en Flutter que permita a los técnicos de mantenimiento de Alo Group autenticarse y consultar de manera oportuna, ordenada y exclusiva las órdenes de mantenimiento que les corresponden, mediante una arquitectura desacoplada que mejore el control operativo y la trazabilidad de las intervenciones en terreno. Los objetivos específicos de Fase 1 se mantienen y se expresan con resultados observables para facilitar su evaluación.</w:t>
       </w:r>
     </w:p>
     <w:tbl>
@@ -1717,7 +1717,7 @@
                 <w:szCs w:val="19"/>
                 <w:lang w:val="es-CL"/>
               </w:rPr>
-              <w:t>El técnico accede a la aplicación con sus credenciales</w:t>
+              <w:t>El técnico ingresa con su correo corporativo y la aplicación resuelve su identidad en SAP Business One</w:t>
             </w:r>
           </w:p>
         </w:tc>
@@ -1802,7 +1802,7 @@
                 <w:szCs w:val="19"/>
                 <w:lang w:val="es-CL"/>
               </w:rPr>
-              <w:t>Repository y Service consultan la base de datos de Alo Group mediante el mecanismo de integración autorizado</w:t>
+              <w:t>Repository y Service consultan SAP B1 Service Layer sin que las pantallas conozcan la fuente de datos</w:t>
             </w:r>
           </w:p>
         </w:tc>
@@ -1885,7 +1885,7 @@
                 <w:szCs w:val="19"/>
                 <w:lang w:val="es-CL"/>
               </w:rPr>
-              <w:t>Dashboard con las órdenes del técnico autenticado y acceso al detalle de cada una</w:t>
+              <w:t>Dashboard con las órdenes de mantención del técnico autenticado y acceso al detalle de cada una</w:t>
             </w:r>
           </w:p>
         </w:tc>
@@ -1970,7 +1970,7 @@
                 <w:szCs w:val="19"/>
                 <w:lang w:val="es-CL"/>
               </w:rPr>
-              <w:t>Cada técnico visualiza solo sus propias órdenes</w:t>
+              <w:t>Cada técnico visualiza solo las órdenes que le corresponden</w:t>
             </w:r>
           </w:p>
         </w:tc>
@@ -2053,7 +2053,7 @@
                 <w:szCs w:val="19"/>
                 <w:lang w:val="es-CL"/>
               </w:rPr>
-              <w:t>Requerimientos, arquitectura y evidencia en el repositorio público con README, y pruebas funcionales ejecutadas</w:t>
+              <w:t>Requerimientos, arquitectura y evidencia en el repositorio de GitHub con README, pruebas automatizadas y pruebas funcionales definidas</w:t>
             </w:r>
           </w:p>
         </w:tc>
@@ -2080,7 +2080,7 @@
                 <w:szCs w:val="19"/>
                 <w:lang w:val="es-CL"/>
               </w:rPr>
-              <w:t>Repositorio de GitHub y registro de pruebas</w:t>
+              <w:t>Repositorio de GitHub, flujo de integración continua y registro de pruebas</w:t>
             </w:r>
           </w:p>
         </w:tc>
@@ -2110,7 +2110,7 @@
           <w:rFonts w:ascii="Arial" w:hAnsi="Arial" w:cs="Arial"/>
           <w:lang w:val="es-CL"/>
         </w:rPr>
-        <w:t>La reducción de tiempos muertos y de errores de coordinación es un beneficio esperado del proyecto y sus indicadores están definidos en la sección 9. Este documento no incluye mediciones de esos indicadores; la validación de los objetivos se apoya en las pruebas funcionales de los flujos críticos.</w:t>
+        <w:t>La reducción de tiempos muertos y de errores de coordinación es un beneficio esperado del proyecto y sus indicadores están definidos en la sección 9. La validación de los objetivos se apoya en las pruebas automatizadas y en las pruebas funcionales de los flujos críticos.</w:t>
       </w:r>
     </w:p>
     <w:p>
@@ -2147,7 +2147,15 @@
           <w:rFonts w:ascii="Arial" w:hAnsi="Arial" w:cs="Arial"/>
           <w:lang w:val="es-CL"/>
         </w:rPr>
-        <w:t>Kevin Peredo Montecino actúa como responsable de análisis y aseguramiento de calidad: levanta y documenta los requerimientos funcionales y no funcionales y los casos de uso, diseña las pruebas funcionales y revisa la calidad de la documentación y el cumplimiento del alcance. Ian Ampuero actúa como responsable de desarrollo y arquitectura: diseña la arquitectura en capas, implementa la aplicación en Flutter y Dart, integra la base de datos de Alo Group y configura el repositorio y el entorno de desarrollo.</w:t>
+        <w:t xml:space="preserve">Kevin Peredo Montecino actúa como responsable de análisis y aseguramiento de calidad: levanta y documenta los requerimientos funcionales y no funcionales y los casos de uso, diseña las pruebas </w:t>
+      </w:r>
+      <w:r>
+        <w:rPr>
+          <w:rFonts w:ascii="Arial" w:hAnsi="Arial" w:cs="Arial"/>
+          <w:lang w:val="es-CL"/>
+        </w:rPr>
+        <w:lastRenderedPageBreak/>
+        <w:t>funcionales y revisa la calidad de la documentación y el cumplimiento del alcance. Ian Ampuero actúa como responsable de desarrollo y arquitectura: diseña la arquitectura en capas, implementa la aplicación en Flutter y Dart, integra la aplicación con SAP Business One y configura el repositorio y el entorno de desarrollo.</w:t>
       </w:r>
     </w:p>
     <w:p>
@@ -2164,8 +2172,7 @@
           <w:rFonts w:ascii="Arial" w:hAnsi="Arial" w:cs="Arial"/>
           <w:lang w:val="es-CL"/>
         </w:rPr>
-        <w:lastRenderedPageBreak/>
-        <w:t>La docente Marcela Alejandra González Quezada evalúa la evidencia académica. Los técnicos de Alo Group son los usuarios finales que consultan sus órdenes asignadas, los supervisores y el área de operaciones se benefician de la trazabilidad, y Alo Group aporta la base de datos y el contexto real del proyecto.</w:t>
+        <w:t>La docente Marcela Alejandra González Quezada evalúa la evidencia académica. Los técnicos de Alo Group son los usuarios finales que consultan sus órdenes y registran su avance, los supervisores y el área de operaciones se benefician de la trazabilidad, y Alo Group aporta el sistema SAP Business One y el contexto real del proyecto.</w:t>
       </w:r>
     </w:p>
     <w:p>
@@ -2202,7 +2209,7 @@
           <w:rFonts w:ascii="Arial" w:hAnsi="Arial" w:cs="Arial"/>
           <w:lang w:val="es-CL"/>
         </w:rPr>
-        <w:t>El alcance del semestre se acota deliberadamente a la identificación y autenticación del técnico, la consulta y visualización de las órdenes asignadas (listado y detalle) y el control de acceso para que cada técnico vea solo sus órdenes. Según la Fase 1, quedan fuera de alcance los módulos de facturación, inventario o gestión financiera, la integración con SAP Business One, considerada visión futura en el Acta de Constitución, y la aplicación para iOS, ya que el alcance es Android.</w:t>
+        <w:t>El alcance describe lo que la aplicación hace al corte de este documento. Incluye la identificación del técnico con su correo corporativo contra SAP Business One, la restauración segura de su sesión, el dashboard de órdenes de mantención con búsqueda y filtros por estado, el detalle de cada orden con sus tareas y materiales, el registro del avance de la actividad (en camino, en área y finalizada), que se guarda en el dispositivo, la ubicación de la obra o el taller con apertura de la navegación en Google Maps, la sección de ejecución con las actividades iniciadas y las llamadas de servicio del técnico, y el perfil con el cierre de sesión.</w:t>
       </w:r>
     </w:p>
     <w:p>
@@ -2219,7 +2226,7 @@
           <w:rFonts w:ascii="Arial" w:hAnsi="Arial" w:cs="Arial"/>
           <w:lang w:val="es-CL"/>
         </w:rPr>
-        <w:t>El Acta de Constitución deja la integración con SAP Business One como visión futura, pero el código actual del repositorio ya incluye una integración con SAP mediante un proxy local y módulos adicionales (ejecución, mapas, firma, administración y perfil). Debe definirse si este documento mantiene el alcance de Fase 1 o se actualiza al alcance realmente implementado.</w:t>
+        <w:t>El alcance se concentra en los flujos del técnico. La firma digital y el panel administrativo se encuentran en una etapa inicial de diseño y no forman parte de la funcionalidad comprometida, y el modo offline completo, las evidencias fotográficas y las notificaciones se proyectan como evolución futura. Quedan fuera de alcance los módulos de facturación, inventario o gestión financiera y la aplicación para iOS, ya que la plataforma objetivo es Android.</w:t>
       </w:r>
     </w:p>
     <w:p>
@@ -2236,14 +2243,7 @@
           <w:rFonts w:ascii="Arial" w:hAnsi="Arial" w:cs="Arial"/>
           <w:lang w:val="es-CL"/>
         </w:rPr>
-        <w:t>Los supuestos son que la base de datos de Alo Group está disponible y contiene técnicos y órdenes, y que existe un mecanismo autorizado (API o servicio) para consultarla. Las restricciones incluyen el tiempo del semestre académico y mantener el alcance acotado para asegurar una solución funcional y comprobable.</w:t>
-      </w:r>
-      <w:r>
-        <w:rPr>
-          <w:rFonts w:ascii="Arial" w:hAnsi="Arial" w:cs="Arial"/>
-          <w:lang w:val="es-CL"/>
-        </w:rPr>
-        <w:t xml:space="preserve"> </w:t>
+        <w:t>Los supuestos son que SAP Business One está disponible, que contiene técnicos y órdenes, y que existe una cuenta de servicio autorizada para consultar el Service Layer. Las restricciones incluyen el tiempo del semestre académico, la dependencia de un proxy local de desarrollo para ejecutar la aplicación contra SAP, y que las escrituras hacia SAP se controlan mediante una configuración explícita. El Informe de Fase 1 planifica el trabajo en 16 semanas (S1 a S16).</w:t>
       </w:r>
     </w:p>
     <w:p>
@@ -2262,7 +2262,8 @@
           <w:rFonts w:ascii="Arial" w:hAnsi="Arial" w:cs="Arial"/>
           <w:lang w:val="es-CL"/>
         </w:rPr>
-        <w:t>8 Riesgos y tratamiento</w:t>
+        <w:lastRenderedPageBreak/>
+        <w:t>8 Gestión de riesgos</w:t>
       </w:r>
       <w:bookmarkEnd w:id="8"/>
     </w:p>
@@ -2401,7 +2402,7 @@
                 <w:sz w:val="19"/>
                 <w:szCs w:val="19"/>
               </w:rPr>
-              <w:t>Indisponibilidad de la base de datos o de la API</w:t>
+              <w:t>Indisponibilidad de SAP o del proxy</w:t>
             </w:r>
           </w:p>
         </w:tc>
@@ -2453,7 +2454,7 @@
                 <w:szCs w:val="19"/>
                 <w:lang w:val="es-CL"/>
               </w:rPr>
-              <w:t>Manejo de errores y datos de prueba en desarrollo</w:t>
+              <w:t>Reintentos con espera, renovación de sesión, mensajes con opción de reintentar y datos de prueba en desarrollo</w:t>
             </w:r>
           </w:p>
         </w:tc>
@@ -2536,7 +2537,7 @@
                 <w:szCs w:val="19"/>
                 <w:lang w:val="es-CL"/>
               </w:rPr>
-              <w:t>Definir tempranamente el mecanismo de consulta autorizado</w:t>
+              <w:t>Definir tempranamente el mecanismo de consulta autorizado y la cuenta de servicio</w:t>
             </w:r>
           </w:p>
         </w:tc>
@@ -2567,6 +2568,172 @@
                 <w:sz w:val="19"/>
                 <w:szCs w:val="19"/>
               </w:rPr>
+              <w:t>Escrituras no deseadas sobre SAP</w:t>
+            </w:r>
+          </w:p>
+        </w:tc>
+        <w:tc>
+          <w:tcPr>
+            <w:tcW w:w="2783" w:type="dxa"/>
+            <w:shd w:val="clear" w:color="auto" w:fill="FFFFFF"/>
+            <w:vAlign w:val="center"/>
+          </w:tcPr>
+          <w:p>
+            <w:pPr>
+              <w:spacing w:after="0" w:line="360" w:lineRule="auto"/>
+              <w:jc w:val="both"/>
+              <w:rPr>
+                <w:rFonts w:ascii="Arial" w:hAnsi="Arial" w:cs="Arial"/>
+              </w:rPr>
+            </w:pPr>
+            <w:r>
+              <w:rPr>
+                <w:rFonts w:ascii="Arial" w:hAnsi="Arial" w:cs="Arial"/>
+                <w:color w:val="000000"/>
+                <w:sz w:val="19"/>
+                <w:szCs w:val="19"/>
+              </w:rPr>
+              <w:t>Se modifican órdenes reales durante las pruebas</w:t>
+            </w:r>
+          </w:p>
+        </w:tc>
+        <w:tc>
+          <w:tcPr>
+            <w:tcW w:w="4566" w:type="dxa"/>
+            <w:shd w:val="clear" w:color="auto" w:fill="FFFFFF"/>
+            <w:vAlign w:val="center"/>
+          </w:tcPr>
+          <w:p>
+            <w:pPr>
+              <w:spacing w:after="0" w:line="360" w:lineRule="auto"/>
+              <w:jc w:val="both"/>
+              <w:rPr>
+                <w:rFonts w:ascii="Arial" w:hAnsi="Arial" w:cs="Arial"/>
+                <w:lang w:val="es-CL"/>
+              </w:rPr>
+            </w:pPr>
+            <w:r>
+              <w:rPr>
+                <w:rFonts w:ascii="Arial" w:hAnsi="Arial" w:cs="Arial"/>
+                <w:color w:val="000000"/>
+                <w:sz w:val="19"/>
+                <w:szCs w:val="19"/>
+                <w:lang w:val="es-CL"/>
+              </w:rPr>
+              <w:t>Escritura controlada por configuración y limitada a una lista de objetos permitidos</w:t>
+            </w:r>
+          </w:p>
+        </w:tc>
+      </w:tr>
+      <w:tr>
+        <w:trPr>
+          <w:cantSplit/>
+          <w:jc w:val="center"/>
+        </w:trPr>
+        <w:tc>
+          <w:tcPr>
+            <w:tcW w:w="2300" w:type="dxa"/>
+            <w:shd w:val="clear" w:color="auto" w:fill="F4F4F4"/>
+            <w:vAlign w:val="center"/>
+          </w:tcPr>
+          <w:p>
+            <w:pPr>
+              <w:spacing w:after="0" w:line="360" w:lineRule="auto"/>
+              <w:jc w:val="both"/>
+              <w:rPr>
+                <w:rFonts w:ascii="Arial" w:hAnsi="Arial" w:cs="Arial"/>
+              </w:rPr>
+            </w:pPr>
+            <w:r>
+              <w:rPr>
+                <w:rFonts w:ascii="Arial" w:hAnsi="Arial" w:cs="Arial"/>
+                <w:color w:val="000000"/>
+                <w:sz w:val="19"/>
+                <w:szCs w:val="19"/>
+              </w:rPr>
+              <w:t>Protección de credenciales de servicio</w:t>
+            </w:r>
+          </w:p>
+        </w:tc>
+        <w:tc>
+          <w:tcPr>
+            <w:tcW w:w="2783" w:type="dxa"/>
+            <w:shd w:val="clear" w:color="auto" w:fill="F4F4F4"/>
+            <w:vAlign w:val="center"/>
+          </w:tcPr>
+          <w:p>
+            <w:pPr>
+              <w:spacing w:after="0" w:line="360" w:lineRule="auto"/>
+              <w:jc w:val="both"/>
+              <w:rPr>
+                <w:rFonts w:ascii="Arial" w:hAnsi="Arial" w:cs="Arial"/>
+              </w:rPr>
+            </w:pPr>
+            <w:r>
+              <w:rPr>
+                <w:rFonts w:ascii="Arial" w:hAnsi="Arial" w:cs="Arial"/>
+                <w:color w:val="000000"/>
+                <w:sz w:val="19"/>
+                <w:szCs w:val="19"/>
+              </w:rPr>
+              <w:t>Acceso indebido a SAP</w:t>
+            </w:r>
+          </w:p>
+        </w:tc>
+        <w:tc>
+          <w:tcPr>
+            <w:tcW w:w="4566" w:type="dxa"/>
+            <w:shd w:val="clear" w:color="auto" w:fill="F4F4F4"/>
+            <w:vAlign w:val="center"/>
+          </w:tcPr>
+          <w:p>
+            <w:pPr>
+              <w:spacing w:after="0" w:line="360" w:lineRule="auto"/>
+              <w:jc w:val="both"/>
+              <w:rPr>
+                <w:rFonts w:ascii="Arial" w:hAnsi="Arial" w:cs="Arial"/>
+                <w:lang w:val="es-CL"/>
+              </w:rPr>
+            </w:pPr>
+            <w:r>
+              <w:rPr>
+                <w:rFonts w:ascii="Arial" w:hAnsi="Arial" w:cs="Arial"/>
+                <w:color w:val="000000"/>
+                <w:sz w:val="19"/>
+                <w:szCs w:val="19"/>
+                <w:lang w:val="es-CL"/>
+              </w:rPr>
+              <w:t>Mantener los archivos de entorno fuera del repositorio y usar plantillas sin valores reales</w:t>
+            </w:r>
+          </w:p>
+        </w:tc>
+      </w:tr>
+      <w:tr>
+        <w:trPr>
+          <w:cantSplit/>
+          <w:jc w:val="center"/>
+        </w:trPr>
+        <w:tc>
+          <w:tcPr>
+            <w:tcW w:w="2300" w:type="dxa"/>
+            <w:shd w:val="clear" w:color="auto" w:fill="FFFFFF"/>
+            <w:vAlign w:val="center"/>
+          </w:tcPr>
+          <w:p>
+            <w:pPr>
+              <w:spacing w:after="0" w:line="360" w:lineRule="auto"/>
+              <w:jc w:val="both"/>
+              <w:rPr>
+                <w:rFonts w:ascii="Arial" w:hAnsi="Arial" w:cs="Arial"/>
+              </w:rPr>
+            </w:pPr>
+            <w:r>
+              <w:rPr>
+                <w:rFonts w:ascii="Arial" w:hAnsi="Arial" w:cs="Arial"/>
+                <w:color w:val="000000"/>
+                <w:sz w:val="19"/>
+                <w:szCs w:val="19"/>
+              </w:rPr>
               <w:t>Ampliación excesiva del alcance</w:t>
             </w:r>
           </w:p>
@@ -2619,7 +2786,7 @@
                 <w:szCs w:val="19"/>
                 <w:lang w:val="es-CL"/>
               </w:rPr>
-              <w:t>Priorizar el alcance mínimo viable</w:t>
+              <w:t>Priorizar el alcance mínimo viable y planificar los módulos adicionales como evolución</w:t>
             </w:r>
           </w:p>
         </w:tc>
@@ -2637,6 +2804,23 @@
     </w:p>
     <w:p>
       <w:pPr>
+        <w:spacing w:line="360" w:lineRule="auto"/>
+        <w:jc w:val="both"/>
+        <w:rPr>
+          <w:rFonts w:ascii="Arial" w:hAnsi="Arial" w:cs="Arial"/>
+          <w:lang w:val="es-CL"/>
+        </w:rPr>
+      </w:pPr>
+      <w:r>
+        <w:rPr>
+          <w:rFonts w:ascii="Arial" w:hAnsi="Arial" w:cs="Arial"/>
+          <w:lang w:val="es-CL"/>
+        </w:rPr>
+        <w:t>Estos riesgos se gestionan con mayor detalle en la Matriz de Riesgos de la documentación de Fase 1.</w:t>
+      </w:r>
+    </w:p>
+    <w:p>
+      <w:pPr>
         <w:pStyle w:val="Ttulo1"/>
         <w:spacing w:line="360" w:lineRule="auto"/>
         <w:jc w:val="both"/>
@@ -2651,7 +2835,6 @@
           <w:rFonts w:ascii="Arial" w:hAnsi="Arial" w:cs="Arial"/>
           <w:lang w:val="es-CL"/>
         </w:rPr>
-        <w:lastRenderedPageBreak/>
         <w:t>9 Criterios de éxito y gobernanza</w:t>
       </w:r>
       <w:bookmarkEnd w:id="9"/>
@@ -2670,7 +2853,7 @@
           <w:rFonts w:ascii="Arial" w:hAnsi="Arial" w:cs="Arial"/>
           <w:lang w:val="es-CL"/>
         </w:rPr>
-        <w:t>El proyecto se considerará exitoso cuando se cumplan los indicadores definidos en la Ficha de Proyecto: un tiempo de consulta de órdenes en terreno menor a 5 segundos, más del 98% de las órdenes visualizadas sin error y más del 95% de los accesos exitosos sin incidencias. Además, las pruebas funcionales deben demostrar el acceso del técnico, la consulta de sus órdenes y la restricción de acceso a órdenes ajenas.</w:t>
+        <w:t>El proyecto se considerará exitoso cuando se cumplan los indicadores definidos en la Ficha de Proyecto: un tiempo de consulta de órdenes en terreno menor a 5 segundos, más del 98% de las órdenes visualizadas sin error y más del 95% de los accesos exitosos sin incidencias. Además, las pruebas deben demostrar el acceso del técnico, la consulta de sus órdenes y la restricción de acceso a órdenes ajenas. El repositorio cuenta con 23 pruebas unitarias y un flujo de integración continua en GitHub que ejecuta el análisis estático y las pruebas en cada push a la rama principal y en cada pull request.</w:t>
       </w:r>
     </w:p>
     <w:p>
@@ -2706,6 +2889,7 @@
           <w:rFonts w:ascii="Arial" w:hAnsi="Arial" w:cs="Arial"/>
           <w:lang w:val="es-CL"/>
         </w:rPr>
+        <w:lastRenderedPageBreak/>
         <w:t>10 Conclusiones</w:t>
       </w:r>
       <w:bookmarkEnd w:id="10"/>
@@ -2724,7 +2908,7 @@
           <w:rFonts w:ascii="Arial" w:hAnsi="Arial" w:cs="Arial"/>
           <w:lang w:val="es-CL"/>
         </w:rPr>
-        <w:t>AloApp presenta un alcance acotado y comprobable que aborda una necesidad real de Alo Group: que el técnico en terreno se identifique y consulte únicamente sus órdenes de mantenimiento. Su arquitectura en capas y su control de acceso por técnico entregan una base desacoplada que permite crecer sin rehacer la aplicación. El éxito debe juzgarse por los indicadores definidos y por las pruebas funcionales registradas como evidencia. Esta definición establece qué se desarrolla, por qué se desarrolla y cuáles son sus límites.</w:t>
+        <w:t>AloApp presenta un alcance comprobable que aborda una necesidad real de Alo Group: que el técnico en terreno se identifique, consulte las órdenes que le corresponden y registre su avance, con tareas y materiales escritos en SAP Business One y el ciclo de estado guardado en el dispositivo. Su arquitectura en capas y su control de acceso por técnico entregan una base desacoplada que permite crecer sin rehacer la aplicación. El éxito se juzga por los indicadores definidos y por las pruebas registradas como evidencia. Esta definición establece qué se desarrolla, por qué se desarrolla y cuál es su alcance.</w:t>
       </w:r>
     </w:p>
     <w:sectPr>
@@ -4394,17 +4578,14 @@
     <w:basedOn w:val="Normal"/>
     <w:next w:val="Normal"/>
     <w:uiPriority w:val="35"/>
-    <w:semiHidden/>
     <w:unhideWhenUsed/>
     <w:qFormat/>
-    <w:rsid w:val="00FC693F"/>
     <w:pPr>
       <w:spacing w:line="240" w:lineRule="auto"/>
     </w:pPr>
     <w:rPr>
       <w:b/>
       <w:bCs/>
-      <w:color w:val="000000"/>
       <w:sz w:val="19"/>
       <w:szCs w:val="18"/>
     </w:rPr>
